--- a/Report.docx
+++ b/Report.docx
@@ -68,13 +68,14 @@
         <w:r>
           <w:rPr>
             <w:rStyle w:val="Hyperlink"/>
+            <w:b/>
           </w:rPr>
-          <w:t>https://github.com/POG42069/SortingAlgorithm</w:t>
+          <w:t>https://github.com/POG42069/SortingAlgorithms</w:t>
         </w:r>
       </w:hyperlink>
       <w:r>
         <w:rPr>
-          <w:rStyle w:val="Hyperlink"/>
+          <w:b/>
         </w:rPr>
         <w:t xml:space="preserve"> </w:t>
       </w:r>
@@ -12889,7 +12890,7 @@
 </file>
 
 <file path=customXml/itemProps1.xml><?xml version="1.0" encoding="utf-8"?>
-<ds:datastoreItem xmlns:ds="http://schemas.openxmlformats.org/officeDocument/2006/customXml" ds:itemID="{17C05A4D-84BB-45F0-A559-79BE0DDDD25B}">
+<ds:datastoreItem xmlns:ds="http://schemas.openxmlformats.org/officeDocument/2006/customXml" ds:itemID="{234D473E-FDC2-4303-B4E1-AEA2795FDF5F}">
   <ds:schemaRefs>
     <ds:schemaRef ds:uri="http://schemas.openxmlformats.org/officeDocument/2006/bibliography"/>
   </ds:schemaRefs>
